--- a/revision_R2/build/CHAPTER4_IMPLEMENTATION_R2.docx
+++ b/revision_R2/build/CHAPTER4_IMPLEMENTATION_R2.docx
@@ -1004,6 +1004,24 @@
     <w:p>
       <w:pPr>
         <w:pStyle w:val="FirstParagraph"/>
+      </w:pPr>
+      <w:r>
+        <w:rPr>
+          <w:bCs/>
+          <w:b/>
+        </w:rPr>
+        <w:t xml:space="preserve">Layer of the estimator.</w:t>
+      </w:r>
+      <w:r>
+        <w:t xml:space="preserve"> </w:t>
+      </w:r>
+      <w:r>
+        <w:t xml:space="preserve">In this thesis the ridge estimator and the calibration map belong to the Decision Engine (Layer 4), as in Chapter 3 and Figure 3.1. The comments and layer constants of the frozen pipeline’s code label the estimator as part of Detection (Layer 2). The label does not affect any computation, and the frozen code was not edited to change it.</w:t>
+      </w:r>
+    </w:p>
+    <w:p>
+      <w:pPr>
+        <w:pStyle w:val="BodyText"/>
       </w:pPr>
       <w:r>
         <w:rPr>
@@ -2445,7 +2463,16 @@
         <w:t xml:space="preserve"> </w:t>
       </w:r>
       <w:r>
-        <w:t xml:space="preserve">The classifier choice is pending, and the candidate model’s host was unreachable from the execution environment. The feature is absent from x_t; it is not replaced by a substitute. The context evidence tested in Chapter 5 is therefore the instruction-pattern indicator only.</w:t>
+        <w:t xml:space="preserve">The classifier choice is pending, and the candidate model’s host was unreachable from the execution environment. The feature is absent from x</w:t>
+      </w:r>
+      <w:r>
+        <w:rPr>
+          <w:vertAlign w:val="subscript"/>
+        </w:rPr>
+        <w:t xml:space="preserve">t</w:t>
+      </w:r>
+      <w:r>
+        <w:t xml:space="preserve">; it is not replaced by a substitute. The context evidence tested in Chapter 5 is therefore the instruction-pattern indicator only.</w:t>
       </w:r>
     </w:p>
     <w:bookmarkEnd w:id="25"/>
